--- a/06_Documentos/Cultura_de_la_Consultora.docx
+++ b/06_Documentos/Cultura_de_la_Consultora.docx
@@ -936,7 +936,16 @@
         <w:pStyle w:val="Heading1"/>
       </w:pPr>
       <w:r>
-        <w:t>6. Trabajar con culturas de Medio Oriente</w:t>
+        <w:t>6. Trabajar con la cultura de cada mercado</w:t>
+      </w:r>
+    </w:p>
+    <w:p>
+      <w:r>
+        <w:rPr>
+          <w:b w:val="0"/>
+          <w:i w:val="0"/>
+        </w:rPr>
+        <w:t>Trabajamos con cualquier país del mundo. Nuestro caso actual es Medio Oriente y por eso la tabla toma ese ejemplo, pero las mismas reglas valen para Europa, Asia, África o América: estudiar la cultura del mercado antes de contactar al comprador.</w:t>
       </w:r>
     </w:p>
     <w:tbl>
